--- a/html/tiffanytimbric/resume.docx
+++ b/html/tiffanytimbric/resume.docx
@@ -45,7 +45,17 @@
           <w:sz w:val="20"/>
           <w:szCs w:val="20"/>
         </w:rPr>
-        <w:t>Broomfield, Colorado 80023</w:t>
+        <w:t>Westminster</w:t>
+      </w:r>
+      <w:r>
+        <w:rPr>
+          <w:rFonts w:cs="Calibri" w:ascii="Helvetica Neue" w:hAnsi="Helvetica Neue"/>
+          <w:b/>
+          <w:bCs/>
+          <w:sz w:val="20"/>
+          <w:szCs w:val="20"/>
+        </w:rPr>
+        <w:t>, Colorado 80023</w:t>
       </w:r>
     </w:p>
     <w:p>

--- a/html/tiffanytimbric/resume.docx
+++ b/html/tiffanytimbric/resume.docx
@@ -157,7 +157,39 @@
           <w:sz w:val="20"/>
           <w:szCs w:val="20"/>
         </w:rPr>
-        <w:t>Java, Kotlin, Scala, Bash + Linux (Postman, Curl, jq, tmux), Spring Boot (REST, JSON), AWS (S3, SQS, Lambda, Pipelines, EC2), Reactive eXtensions (RxJava), Bulkheads (Hystrix), JEE Design Patterns, Microservices, ETL, SQL (Oracle, PostgreSQL, Maria/MySQL), NoSQL (Cassandra, Mongo</w:t>
+        <w:t xml:space="preserve">Java </w:t>
+      </w:r>
+      <w:r>
+        <w:rPr>
+          <w:rFonts w:cs="Calibri" w:ascii="Helvetica Neue" w:hAnsi="Helvetica Neue"/>
+          <w:sz w:val="20"/>
+          <w:szCs w:val="20"/>
+        </w:rPr>
+        <w:t>[30 yrs]</w:t>
+      </w:r>
+      <w:r>
+        <w:rPr>
+          <w:rFonts w:cs="Calibri" w:ascii="Helvetica Neue" w:hAnsi="Helvetica Neue"/>
+          <w:sz w:val="20"/>
+          <w:szCs w:val="20"/>
+        </w:rPr>
+        <w:t xml:space="preserve">, Kotlin, Scala, Bash + Linux (Postman, Curl, jq, tmux), Spring Boot (REST, JSON), AWS </w:t>
+      </w:r>
+      <w:r>
+        <w:rPr>
+          <w:rFonts w:cs="Calibri" w:ascii="Helvetica Neue" w:hAnsi="Helvetica Neue"/>
+          <w:sz w:val="20"/>
+          <w:szCs w:val="20"/>
+        </w:rPr>
+        <w:t>[15 yrs]</w:t>
+      </w:r>
+      <w:r>
+        <w:rPr>
+          <w:rFonts w:cs="Calibri" w:ascii="Helvetica Neue" w:hAnsi="Helvetica Neue"/>
+          <w:sz w:val="20"/>
+          <w:szCs w:val="20"/>
+        </w:rPr>
+        <w:t xml:space="preserve"> (S3, SQS, Lambda, Pipelines, EC2), Reactive eXtensions (RxJava), Bulkheads (Hystrix), JEE Design Patterns, Microservices, ETL, SQL (Oracle, PostgreSQL, Maria/MySQL), NoSQL (Cassandra, Mongo</w:t>
       </w:r>
       <w:r>
         <w:rPr>
@@ -205,7 +237,23 @@
           <w:sz w:val="20"/>
           <w:szCs w:val="20"/>
         </w:rPr>
-        <w:t>, Finagle, Wireshark, RMI, CORBA), Git, BDD, DDD, GitHub, Bitbucket, Nexus, Artifactory, Multi-factor Auth (OAUTH), Single Sign On, OSGi, Jenkins, Bamboo, Atlassian Tools, …</w:t>
+        <w:t xml:space="preserve">, Finagle, Wireshark, RMI, CORBA), Git, BDD, DDD, GitHub, Bitbucket, Nexus, Artifactory, Multi-factor Auth (OAUTH), Single Sign On, OSGi, </w:t>
+      </w:r>
+      <w:r>
+        <w:rPr>
+          <w:rFonts w:cs="Calibri" w:ascii="Helvetica Neue" w:hAnsi="Helvetica Neue"/>
+          <w:sz w:val="20"/>
+          <w:szCs w:val="20"/>
+        </w:rPr>
+        <w:t>Gitlab</w:t>
+      </w:r>
+      <w:r>
+        <w:rPr>
+          <w:rFonts w:cs="Calibri" w:ascii="Helvetica Neue" w:hAnsi="Helvetica Neue"/>
+          <w:sz w:val="20"/>
+          <w:szCs w:val="20"/>
+        </w:rPr>
+        <w:t>, Jenkins, Bamboo, Atlassian Tools, …</w:t>
       </w:r>
     </w:p>
     <w:p>
@@ -2566,7 +2614,7 @@
           <w:sz w:val="20"/>
           <w:szCs w:val="20"/>
         </w:rPr>
-        <w:t>Software Engineer,</w:t>
+        <w:t>Software Engineer</w:t>
       </w:r>
     </w:p>
     <w:p>
@@ -2729,7 +2777,7 @@
           <w:sz w:val="20"/>
           <w:szCs w:val="20"/>
         </w:rPr>
-        <w:t>Software Engineer,</w:t>
+        <w:t>Software Engineer</w:t>
       </w:r>
     </w:p>
     <w:p>
@@ -4043,14 +4091,6 @@
           <w:szCs w:val="20"/>
         </w:rPr>
         <w:t>Java Consulting</w:t>
-      </w:r>
-      <w:r>
-        <w:rPr>
-          <w:rFonts w:cs="Calibri" w:ascii="Helvetica Neue" w:hAnsi="Helvetica Neue"/>
-          <w:sz w:val="20"/>
-          <w:szCs w:val="20"/>
-        </w:rPr>
-        <w:t>,</w:t>
       </w:r>
     </w:p>
     <w:p>
@@ -7608,37 +7648,37 @@
         <a:srgbClr val="000000"/>
       </a:dk1>
       <a:lt1>
-        <a:srgbClr val="ffffff"/>
+        <a:srgbClr val="FFFFFF"/>
       </a:lt1>
       <a:dk2>
-        <a:srgbClr val="0e2841"/>
+        <a:srgbClr val="0E2841"/>
       </a:dk2>
       <a:lt2>
-        <a:srgbClr val="e8e8e8"/>
+        <a:srgbClr val="E8E8E8"/>
       </a:lt2>
       <a:accent1>
         <a:srgbClr val="156082"/>
       </a:accent1>
       <a:accent2>
-        <a:srgbClr val="e97132"/>
+        <a:srgbClr val="E97132"/>
       </a:accent2>
       <a:accent3>
-        <a:srgbClr val="196b24"/>
+        <a:srgbClr val="196B24"/>
       </a:accent3>
       <a:accent4>
-        <a:srgbClr val="0f9ed5"/>
+        <a:srgbClr val="0F9ED5"/>
       </a:accent4>
       <a:accent5>
-        <a:srgbClr val="a02b93"/>
+        <a:srgbClr val="A02B93"/>
       </a:accent5>
       <a:accent6>
-        <a:srgbClr val="4ea72e"/>
+        <a:srgbClr val="4EA72E"/>
       </a:accent6>
       <a:hlink>
         <a:srgbClr val="467886"/>
       </a:hlink>
       <a:folHlink>
-        <a:srgbClr val="96607d"/>
+        <a:srgbClr val="96607D"/>
       </a:folHlink>
     </a:clrScheme>
     <a:fontScheme name="Office">

--- a/html/tiffanytimbric/resume.docx
+++ b/html/tiffanytimbric/resume.docx
@@ -97,7 +97,23 @@
           <w:sz w:val="20"/>
           <w:szCs w:val="20"/>
         </w:rPr>
-        <w:t>Senior enterprise backend software developer passionate about code, both functional and imperative: I write mission-critical system backends across many domains, financial, transportation, telecommunications, e-commerce, defense, etc. I started at Sun Microsystems, Inc. assisting their top clients in implementation of JEE patterns with code quality. More recently I used AWS, Serverless, Spring, Network Bulkheads, Java Optional, Reactive eXtensions, NoSQL to design and author reliable Java systems deployed on AWS.</w:t>
+        <w:t xml:space="preserve">Senior enterprise backend software developer passionate about code, both functional and imperative: I write mission-critical system backends across many domains, financial, transportation, telecommunications, e-commerce, defense, etc. I started at Sun Microsystems, Inc. assisting their top clients in implementation of JEE patterns with code quality. More recently I used AWS, Serverless, Spring, Network Bulkheads, Java Optional, Reactive eXtensions, NoSQL to design and author reliable Java systems deployed on AWS, </w:t>
+      </w:r>
+      <w:r>
+        <w:rPr>
+          <w:rFonts w:cs="Calibri" w:ascii="Helvetica Neue" w:hAnsi="Helvetica Neue"/>
+          <w:sz w:val="20"/>
+          <w:szCs w:val="20"/>
+        </w:rPr>
+        <w:t>DevOps</w:t>
+      </w:r>
+      <w:r>
+        <w:rPr>
+          <w:rFonts w:cs="Calibri" w:ascii="Helvetica Neue" w:hAnsi="Helvetica Neue"/>
+          <w:sz w:val="20"/>
+          <w:szCs w:val="20"/>
+        </w:rPr>
+        <w:t>.</w:t>
       </w:r>
     </w:p>
     <w:p>
@@ -1451,7 +1467,7 @@
           <w:sz w:val="20"/>
           <w:szCs w:val="20"/>
         </w:rPr>
-        <w:t xml:space="preserve">Technologies: AWS </w:t>
+        <w:t xml:space="preserve">Technologies: AWS, </w:t>
       </w:r>
       <w:r>
         <w:rPr>
@@ -1938,7 +1954,7 @@
           <w:sz w:val="20"/>
           <w:szCs w:val="20"/>
         </w:rPr>
-        <w:t>Used AWS EC2, SQS, S3, and Lambdas, Java, Oracle.</w:t>
+        <w:t>Used AWS, EC2, SQS, S3, and Lambdas, Java, Oracle.</w:t>
       </w:r>
     </w:p>
     <w:p>
@@ -2160,7 +2176,23 @@
           <w:sz w:val="20"/>
           <w:szCs w:val="20"/>
         </w:rPr>
-        <w:t>Implemented direct deposit signup services in Spring Boot.</w:t>
+        <w:t xml:space="preserve">Implemented direct deposit signup services in Spring Boot, </w:t>
+      </w:r>
+      <w:r>
+        <w:rPr>
+          <w:rFonts w:cs="Calibri" w:ascii="Helvetica Neue" w:hAnsi="Helvetica Neue"/>
+          <w:sz w:val="20"/>
+          <w:szCs w:val="20"/>
+        </w:rPr>
+        <w:t>AWS</w:t>
+      </w:r>
+      <w:r>
+        <w:rPr>
+          <w:rFonts w:cs="Calibri" w:ascii="Helvetica Neue" w:hAnsi="Helvetica Neue"/>
+          <w:sz w:val="20"/>
+          <w:szCs w:val="20"/>
+        </w:rPr>
+        <w:t>.</w:t>
       </w:r>
     </w:p>
     <w:p>
@@ -2501,7 +2533,23 @@
           <w:sz w:val="20"/>
           <w:szCs w:val="20"/>
         </w:rPr>
-        <w:t>Updated one Java system to Docker/Kubernetes, Java 11, Cucumber, Reactive Extensions, Git.</w:t>
+        <w:t xml:space="preserve">Updated one Java system to Docker/Kubernetes, Java 11, Cucumber, Reactive Extensions, </w:t>
+      </w:r>
+      <w:r>
+        <w:rPr>
+          <w:rFonts w:cs="Calibri" w:ascii="Helvetica Neue" w:hAnsi="Helvetica Neue"/>
+          <w:sz w:val="20"/>
+          <w:szCs w:val="20"/>
+        </w:rPr>
+        <w:t xml:space="preserve">AWS, </w:t>
+      </w:r>
+      <w:r>
+        <w:rPr>
+          <w:rFonts w:cs="Calibri" w:ascii="Helvetica Neue" w:hAnsi="Helvetica Neue"/>
+          <w:sz w:val="20"/>
+          <w:szCs w:val="20"/>
+        </w:rPr>
+        <w:t>Git.</w:t>
       </w:r>
     </w:p>
     <w:p>
@@ -2660,7 +2708,23 @@
           <w:sz w:val="20"/>
           <w:szCs w:val="20"/>
         </w:rPr>
-        <w:t>Used Linux, Netflix OSS, Cassandra NoSQL, Reactive Extensions, Java 8, SQS, SNS, S3, EC2, Active MQ, Mongo, Git, Spring.</w:t>
+        <w:t xml:space="preserve">Used Linux, Netflix OSS, Cassandra NoSQL, Reactive Extensions, Java 8, </w:t>
+      </w:r>
+      <w:r>
+        <w:rPr>
+          <w:rFonts w:cs="Calibri" w:ascii="Helvetica Neue" w:hAnsi="Helvetica Neue"/>
+          <w:sz w:val="20"/>
+          <w:szCs w:val="20"/>
+        </w:rPr>
+        <w:t>AWS</w:t>
+      </w:r>
+      <w:r>
+        <w:rPr>
+          <w:rFonts w:cs="Calibri" w:ascii="Helvetica Neue" w:hAnsi="Helvetica Neue"/>
+          <w:sz w:val="20"/>
+          <w:szCs w:val="20"/>
+        </w:rPr>
+        <w:t>, SQS, SNS, S3, EC2, Active MQ, Mongo, Git, Spring.</w:t>
       </w:r>
     </w:p>
     <w:p>
@@ -3164,7 +3228,23 @@
           <w:sz w:val="20"/>
           <w:szCs w:val="20"/>
         </w:rPr>
-        <w:t xml:space="preserve">Technologies: OSGi, Gradle, Git, and SQL Server, Git, Mercurial, Subversion, CVS. </w:t>
+        <w:t xml:space="preserve">Technologies: OSGi, Gradle, Git, and SQL Server, Git, Mercurial, Subversion, </w:t>
+      </w:r>
+      <w:r>
+        <w:rPr>
+          <w:rFonts w:cs="Calibri" w:ascii="Helvetica Neue" w:hAnsi="Helvetica Neue"/>
+          <w:sz w:val="20"/>
+          <w:szCs w:val="20"/>
+        </w:rPr>
+        <w:t>AWS</w:t>
+      </w:r>
+      <w:r>
+        <w:rPr>
+          <w:rFonts w:cs="Calibri" w:ascii="Helvetica Neue" w:hAnsi="Helvetica Neue"/>
+          <w:sz w:val="20"/>
+          <w:szCs w:val="20"/>
+        </w:rPr>
+        <w:t>.</w:t>
       </w:r>
     </w:p>
     <w:p>
@@ -4077,7 +4157,9 @@
         <w:pStyle w:val="NoSpacing"/>
         <w:jc w:val="both"/>
         <w:rPr>
-          <w:rFonts w:ascii="Helvetica Neue" w:hAnsi="Helvetica Neue"/>
+          <w:rFonts w:ascii="Helvetica Neue" w:hAnsi="Helvetica Neue" w:cs="Calibri"/>
+          <w:b/>
+          <w:bCs/>
           <w:sz w:val="20"/>
           <w:szCs w:val="20"/>
         </w:rPr>

--- a/html/tiffanytimbric/resume.docx
+++ b/html/tiffanytimbric/resume.docx
@@ -181,23 +181,71 @@
           <w:sz w:val="20"/>
           <w:szCs w:val="20"/>
         </w:rPr>
-        <w:t>[30 yrs]</w:t>
-      </w:r>
-      <w:r>
-        <w:rPr>
-          <w:rFonts w:cs="Calibri" w:ascii="Helvetica Neue" w:hAnsi="Helvetica Neue"/>
-          <w:sz w:val="20"/>
-          <w:szCs w:val="20"/>
-        </w:rPr>
-        <w:t xml:space="preserve">, Kotlin, Scala, Bash + Linux (Postman, Curl, jq, tmux), Spring Boot (REST, JSON), AWS </w:t>
-      </w:r>
-      <w:r>
-        <w:rPr>
-          <w:rFonts w:cs="Calibri" w:ascii="Helvetica Neue" w:hAnsi="Helvetica Neue"/>
-          <w:sz w:val="20"/>
-          <w:szCs w:val="20"/>
-        </w:rPr>
-        <w:t>[15 yrs]</w:t>
+        <w:t>[</w:t>
+      </w:r>
+      <w:r>
+        <w:rPr>
+          <w:rFonts w:cs="Calibri" w:ascii="Helvetica Neue" w:hAnsi="Helvetica Neue"/>
+          <w:sz w:val="20"/>
+          <w:szCs w:val="20"/>
+        </w:rPr>
+        <w:t>15+</w:t>
+      </w:r>
+      <w:r>
+        <w:rPr>
+          <w:rFonts w:cs="Calibri" w:ascii="Helvetica Neue" w:hAnsi="Helvetica Neue"/>
+          <w:sz w:val="20"/>
+          <w:szCs w:val="20"/>
+        </w:rPr>
+        <w:t xml:space="preserve"> yrs]</w:t>
+      </w:r>
+      <w:r>
+        <w:rPr>
+          <w:rFonts w:cs="Calibri" w:ascii="Helvetica Neue" w:hAnsi="Helvetica Neue"/>
+          <w:sz w:val="20"/>
+          <w:szCs w:val="20"/>
+        </w:rPr>
+        <w:t xml:space="preserve">, Kotlin, Scala </w:t>
+      </w:r>
+      <w:r>
+        <w:rPr>
+          <w:rFonts w:cs="Calibri" w:ascii="Helvetica Neue" w:hAnsi="Helvetica Neue"/>
+          <w:sz w:val="20"/>
+          <w:szCs w:val="20"/>
+        </w:rPr>
+        <w:t>[2+ yrs]</w:t>
+      </w:r>
+      <w:r>
+        <w:rPr>
+          <w:rFonts w:cs="Calibri" w:ascii="Helvetica Neue" w:hAnsi="Helvetica Neue"/>
+          <w:sz w:val="20"/>
+          <w:szCs w:val="20"/>
+        </w:rPr>
+        <w:t xml:space="preserve">, Bash + Linux (Postman, Curl, jq, tmux), Spring Boot (REST, JSON), AWS </w:t>
+      </w:r>
+      <w:r>
+        <w:rPr>
+          <w:rFonts w:cs="Calibri" w:ascii="Helvetica Neue" w:hAnsi="Helvetica Neue"/>
+          <w:sz w:val="20"/>
+          <w:szCs w:val="20"/>
+        </w:rPr>
+        <w:t>[15</w:t>
+      </w:r>
+      <w:r>
+        <w:rPr>
+          <w:rFonts w:cs="Calibri" w:ascii="Helvetica Neue" w:hAnsi="Helvetica Neue"/>
+          <w:sz w:val="20"/>
+          <w:szCs w:val="20"/>
+        </w:rPr>
+        <w:t>+</w:t>
+      </w:r>
+      <w:r>
+        <w:rPr>
+          <w:rFonts w:cs="Calibri" w:ascii="Helvetica Neue" w:hAnsi="Helvetica Neue"/>
+          <w:sz w:val="20"/>
+          <w:szCs w:val="20"/>
+        </w:rPr>
+        <w:t xml:space="preserve"> yrs]</w:t>
       </w:r>
       <w:r>
         <w:rPr>
@@ -719,6 +767,128 @@
           <w:szCs w:val="20"/>
         </w:rPr>
         <w:t>Patent: #6907423 (Search engine interface and method of controlling client searches)</w:t>
+      </w:r>
+    </w:p>
+    <w:p>
+      <w:pPr>
+        <w:pStyle w:val="NoSpacing"/>
+        <w:jc w:val="both"/>
+        <w:rPr>
+          <w:rFonts w:ascii="Helvetica Neue" w:hAnsi="Helvetica Neue" w:cs="Calibri"/>
+          <w:sz w:val="20"/>
+          <w:szCs w:val="20"/>
+        </w:rPr>
+      </w:pPr>
+      <w:r>
+        <w:rPr>
+          <w:rFonts w:cs="Calibri" w:ascii="Helvetica Neue" w:hAnsi="Helvetica Neue"/>
+          <w:sz w:val="20"/>
+          <w:szCs w:val="20"/>
+        </w:rPr>
+      </w:r>
+    </w:p>
+    <w:p>
+      <w:pPr>
+        <w:pStyle w:val="NoSpacing"/>
+        <w:jc w:val="both"/>
+        <w:rPr>
+          <w:rFonts w:ascii="Helvetica Neue" w:hAnsi="Helvetica Neue" w:cs="Calibri"/>
+          <w:b/>
+          <w:bCs/>
+          <w:sz w:val="20"/>
+          <w:szCs w:val="20"/>
+        </w:rPr>
+      </w:pPr>
+      <w:r>
+        <w:rPr>
+          <w:rFonts w:cs="Calibri" w:ascii="Helvetica Neue" w:hAnsi="Helvetica Neue"/>
+          <w:b/>
+          <w:bCs/>
+          <w:sz w:val="20"/>
+          <w:szCs w:val="20"/>
+        </w:rPr>
+        <w:t>Training:</w:t>
+      </w:r>
+    </w:p>
+    <w:p>
+      <w:pPr>
+        <w:pStyle w:val="NoSpacing"/>
+        <w:numPr>
+          <w:ilvl w:val="0"/>
+          <w:numId w:val="20"/>
+        </w:numPr>
+        <w:jc w:val="both"/>
+        <w:rPr>
+          <w:rFonts w:ascii="Helvetica Neue" w:hAnsi="Helvetica Neue" w:cs="Calibri"/>
+          <w:b w:val="false"/>
+          <w:bCs w:val="false"/>
+          <w:sz w:val="20"/>
+          <w:szCs w:val="20"/>
+        </w:rPr>
+      </w:pPr>
+      <w:r>
+        <w:rPr>
+          <w:rFonts w:cs="Calibri" w:ascii="Helvetica Neue" w:hAnsi="Helvetica Neue"/>
+          <w:b w:val="false"/>
+          <w:bCs w:val="false"/>
+          <w:sz w:val="20"/>
+          <w:szCs w:val="20"/>
+        </w:rPr>
+        <w:t>Scala [2+ yrs] (courses by Martin Odersky)</w:t>
+      </w:r>
+    </w:p>
+    <w:p>
+      <w:pPr>
+        <w:pStyle w:val="NoSpacing"/>
+        <w:numPr>
+          <w:ilvl w:val="0"/>
+          <w:numId w:val="20"/>
+        </w:numPr>
+        <w:jc w:val="both"/>
+        <w:rPr>
+          <w:rFonts w:ascii="Helvetica Neue" w:hAnsi="Helvetica Neue" w:cs="Calibri"/>
+          <w:b w:val="false"/>
+          <w:bCs w:val="false"/>
+          <w:sz w:val="20"/>
+          <w:szCs w:val="20"/>
+        </w:rPr>
+      </w:pPr>
+      <w:r>
+        <w:rPr>
+          <w:rFonts w:cs="Calibri" w:ascii="Helvetica Neue" w:hAnsi="Helvetica Neue"/>
+          <w:b w:val="false"/>
+          <w:bCs w:val="false"/>
+          <w:sz w:val="20"/>
+          <w:szCs w:val="20"/>
+        </w:rPr>
+        <w:t>Python [2+ yrs]</w:t>
+      </w:r>
+    </w:p>
+    <w:p>
+      <w:pPr>
+        <w:pStyle w:val="NoSpacing"/>
+        <w:numPr>
+          <w:ilvl w:val="0"/>
+          <w:numId w:val="20"/>
+        </w:numPr>
+        <w:jc w:val="both"/>
+        <w:rPr>
+          <w:rFonts w:ascii="Helvetica Neue" w:hAnsi="Helvetica Neue" w:cs="Calibri"/>
+          <w:b w:val="false"/>
+          <w:bCs w:val="false"/>
+          <w:sz w:val="20"/>
+          <w:szCs w:val="20"/>
+        </w:rPr>
+      </w:pPr>
+      <w:r>
+        <w:rPr>
+          <w:rFonts w:cs="Calibri" w:ascii="Helvetica Neue" w:hAnsi="Helvetica Neue"/>
+          <w:b w:val="false"/>
+          <w:bCs w:val="false"/>
+          <w:sz w:val="20"/>
+          <w:szCs w:val="20"/>
+        </w:rPr>
+        <w:t>Kotlin [2+ yrs]</w:t>
       </w:r>
     </w:p>
     <w:p>
@@ -6908,6 +7078,143 @@
     </w:lvl>
   </w:abstractNum>
   <w:abstractNum w:abstractNumId="19">
+    <w:lvl w:ilvl="0">
+      <w:start w:val="1"/>
+      <w:numFmt w:val="bullet"/>
+      <w:lvlText w:val=""/>
+      <w:lvlJc w:val="start"/>
+      <w:pPr>
+        <w:tabs>
+          <w:tab w:val="num" w:pos="720"/>
+        </w:tabs>
+        <w:ind w:start="720" w:hanging="360"/>
+      </w:pPr>
+      <w:rPr>
+        <w:rFonts w:ascii="Symbol" w:hAnsi="Symbol" w:cs="Symbol" w:hint="default"/>
+      </w:rPr>
+    </w:lvl>
+    <w:lvl w:ilvl="1">
+      <w:start w:val="1"/>
+      <w:numFmt w:val="bullet"/>
+      <w:lvlText w:val="◦"/>
+      <w:lvlJc w:val="start"/>
+      <w:pPr>
+        <w:tabs>
+          <w:tab w:val="num" w:pos="1080"/>
+        </w:tabs>
+        <w:ind w:start="1080" w:hanging="360"/>
+      </w:pPr>
+      <w:rPr>
+        <w:rFonts w:ascii="OpenSymbol" w:hAnsi="OpenSymbol" w:cs="OpenSymbol" w:hint="default"/>
+      </w:rPr>
+    </w:lvl>
+    <w:lvl w:ilvl="2">
+      <w:start w:val="1"/>
+      <w:numFmt w:val="bullet"/>
+      <w:lvlText w:val="▪"/>
+      <w:lvlJc w:val="start"/>
+      <w:pPr>
+        <w:tabs>
+          <w:tab w:val="num" w:pos="1440"/>
+        </w:tabs>
+        <w:ind w:start="1440" w:hanging="360"/>
+      </w:pPr>
+      <w:rPr>
+        <w:rFonts w:ascii="OpenSymbol" w:hAnsi="OpenSymbol" w:cs="OpenSymbol" w:hint="default"/>
+      </w:rPr>
+    </w:lvl>
+    <w:lvl w:ilvl="3">
+      <w:start w:val="1"/>
+      <w:numFmt w:val="bullet"/>
+      <w:lvlText w:val=""/>
+      <w:lvlJc w:val="start"/>
+      <w:pPr>
+        <w:tabs>
+          <w:tab w:val="num" w:pos="1800"/>
+        </w:tabs>
+        <w:ind w:start="1800" w:hanging="360"/>
+      </w:pPr>
+      <w:rPr>
+        <w:rFonts w:ascii="Symbol" w:hAnsi="Symbol" w:cs="Symbol" w:hint="default"/>
+      </w:rPr>
+    </w:lvl>
+    <w:lvl w:ilvl="4">
+      <w:start w:val="1"/>
+      <w:numFmt w:val="bullet"/>
+      <w:lvlText w:val="◦"/>
+      <w:lvlJc w:val="start"/>
+      <w:pPr>
+        <w:tabs>
+          <w:tab w:val="num" w:pos="2160"/>
+        </w:tabs>
+        <w:ind w:start="2160" w:hanging="360"/>
+      </w:pPr>
+      <w:rPr>
+        <w:rFonts w:ascii="OpenSymbol" w:hAnsi="OpenSymbol" w:cs="OpenSymbol" w:hint="default"/>
+      </w:rPr>
+    </w:lvl>
+    <w:lvl w:ilvl="5">
+      <w:start w:val="1"/>
+      <w:numFmt w:val="bullet"/>
+      <w:lvlText w:val="▪"/>
+      <w:lvlJc w:val="start"/>
+      <w:pPr>
+        <w:tabs>
+          <w:tab w:val="num" w:pos="2520"/>
+        </w:tabs>
+        <w:ind w:start="2520" w:hanging="360"/>
+      </w:pPr>
+      <w:rPr>
+        <w:rFonts w:ascii="OpenSymbol" w:hAnsi="OpenSymbol" w:cs="OpenSymbol" w:hint="default"/>
+      </w:rPr>
+    </w:lvl>
+    <w:lvl w:ilvl="6">
+      <w:start w:val="1"/>
+      <w:numFmt w:val="bullet"/>
+      <w:lvlText w:val=""/>
+      <w:lvlJc w:val="start"/>
+      <w:pPr>
+        <w:tabs>
+          <w:tab w:val="num" w:pos="2880"/>
+        </w:tabs>
+        <w:ind w:start="2880" w:hanging="360"/>
+      </w:pPr>
+      <w:rPr>
+        <w:rFonts w:ascii="Symbol" w:hAnsi="Symbol" w:cs="Symbol" w:hint="default"/>
+      </w:rPr>
+    </w:lvl>
+    <w:lvl w:ilvl="7">
+      <w:start w:val="1"/>
+      <w:numFmt w:val="bullet"/>
+      <w:lvlText w:val="◦"/>
+      <w:lvlJc w:val="start"/>
+      <w:pPr>
+        <w:tabs>
+          <w:tab w:val="num" w:pos="3240"/>
+        </w:tabs>
+        <w:ind w:start="3240" w:hanging="360"/>
+      </w:pPr>
+      <w:rPr>
+        <w:rFonts w:ascii="OpenSymbol" w:hAnsi="OpenSymbol" w:cs="OpenSymbol" w:hint="default"/>
+      </w:rPr>
+    </w:lvl>
+    <w:lvl w:ilvl="8">
+      <w:start w:val="1"/>
+      <w:numFmt w:val="bullet"/>
+      <w:lvlText w:val="▪"/>
+      <w:lvlJc w:val="start"/>
+      <w:pPr>
+        <w:tabs>
+          <w:tab w:val="num" w:pos="3600"/>
+        </w:tabs>
+        <w:ind w:start="3600" w:hanging="360"/>
+      </w:pPr>
+      <w:rPr>
+        <w:rFonts w:ascii="OpenSymbol" w:hAnsi="OpenSymbol" w:cs="OpenSymbol" w:hint="default"/>
+      </w:rPr>
+    </w:lvl>
+  </w:abstractNum>
+  <w:abstractNum w:abstractNumId="20">
     <w:lvl w:ilvl="0">
       <w:start w:val="1"/>
       <w:numFmt w:val="bullet"/>
@@ -7100,6 +7407,9 @@
   </w:num>
   <w:num w:numId="19">
     <w:abstractNumId w:val="19"/>
+  </w:num>
+  <w:num w:numId="20">
+    <w:abstractNumId w:val="20"/>
   </w:num>
 </w:numbering>
 </file>

--- a/html/tiffanytimbric/resume.docx
+++ b/html/tiffanytimbric/resume.docx
@@ -97,23 +97,159 @@
           <w:sz w:val="20"/>
           <w:szCs w:val="20"/>
         </w:rPr>
-        <w:t xml:space="preserve">Senior enterprise backend software developer passionate about code, both functional and imperative: I write mission-critical system backends across many domains, financial, transportation, telecommunications, e-commerce, defense, etc. I started at Sun Microsystems, Inc. assisting their top clients in implementation of JEE patterns with code quality. More recently I used AWS, Serverless, Spring, Network Bulkheads, Java Optional, Reactive eXtensions, NoSQL to design and author reliable Java systems deployed on AWS, </w:t>
-      </w:r>
-      <w:r>
-        <w:rPr>
-          <w:rFonts w:cs="Calibri" w:ascii="Helvetica Neue" w:hAnsi="Helvetica Neue"/>
-          <w:sz w:val="20"/>
-          <w:szCs w:val="20"/>
-        </w:rPr>
-        <w:t>DevOps</w:t>
-      </w:r>
-      <w:r>
-        <w:rPr>
-          <w:rFonts w:cs="Calibri" w:ascii="Helvetica Neue" w:hAnsi="Helvetica Neue"/>
-          <w:sz w:val="20"/>
-          <w:szCs w:val="20"/>
-        </w:rPr>
-        <w:t>.</w:t>
+        <w:t xml:space="preserve">Senior enterprise backend software developer </w:t>
+      </w:r>
+      <w:r>
+        <w:rPr>
+          <w:rFonts w:cs="Calibri" w:ascii="Helvetica Neue" w:hAnsi="Helvetica Neue"/>
+          <w:sz w:val="20"/>
+          <w:szCs w:val="20"/>
+        </w:rPr>
+        <w:t>cross domain from</w:t>
+      </w:r>
+      <w:r>
+        <w:rPr>
+          <w:rFonts w:cs="Calibri" w:ascii="Helvetica Neue" w:hAnsi="Helvetica Neue"/>
+          <w:sz w:val="20"/>
+          <w:szCs w:val="20"/>
+        </w:rPr>
+        <w:t xml:space="preserve"> financial, transportation, telecommunications, e-commerce, </w:t>
+      </w:r>
+      <w:r>
+        <w:rPr>
+          <w:rFonts w:cs="Calibri" w:ascii="Helvetica Neue" w:hAnsi="Helvetica Neue"/>
+          <w:sz w:val="20"/>
+          <w:szCs w:val="20"/>
+        </w:rPr>
+        <w:t xml:space="preserve">and </w:t>
+      </w:r>
+      <w:r>
+        <w:rPr>
+          <w:rFonts w:cs="Calibri" w:ascii="Helvetica Neue" w:hAnsi="Helvetica Neue"/>
+          <w:sz w:val="20"/>
+          <w:szCs w:val="20"/>
+        </w:rPr>
+        <w:t xml:space="preserve">defense. </w:t>
+      </w:r>
+      <w:r>
+        <w:rPr>
+          <w:rFonts w:cs="Calibri" w:ascii="Helvetica Neue" w:hAnsi="Helvetica Neue"/>
+          <w:sz w:val="20"/>
+          <w:szCs w:val="20"/>
+        </w:rPr>
+        <w:t>A</w:t>
+      </w:r>
+      <w:r>
+        <w:rPr>
+          <w:rFonts w:cs="Calibri" w:ascii="Helvetica Neue" w:hAnsi="Helvetica Neue"/>
+          <w:sz w:val="20"/>
+          <w:szCs w:val="20"/>
+        </w:rPr>
+        <w:t>ssist</w:t>
+      </w:r>
+      <w:r>
+        <w:rPr>
+          <w:rFonts w:cs="Calibri" w:ascii="Helvetica Neue" w:hAnsi="Helvetica Neue"/>
+          <w:sz w:val="20"/>
+          <w:szCs w:val="20"/>
+        </w:rPr>
+        <w:t xml:space="preserve">ed Sun Microsystem’s </w:t>
+      </w:r>
+      <w:r>
+        <w:rPr>
+          <w:rFonts w:cs="Calibri" w:ascii="Helvetica Neue" w:hAnsi="Helvetica Neue"/>
+          <w:sz w:val="20"/>
+          <w:szCs w:val="20"/>
+        </w:rPr>
+        <w:t xml:space="preserve">clients in </w:t>
+      </w:r>
+      <w:r>
+        <w:rPr>
+          <w:rFonts w:cs="Calibri" w:ascii="Helvetica Neue" w:hAnsi="Helvetica Neue"/>
+          <w:sz w:val="20"/>
+          <w:szCs w:val="20"/>
+        </w:rPr>
+        <w:t>designing and</w:t>
+      </w:r>
+      <w:r>
+        <w:rPr>
+          <w:rFonts w:cs="Calibri" w:ascii="Helvetica Neue" w:hAnsi="Helvetica Neue"/>
+          <w:sz w:val="20"/>
+          <w:szCs w:val="20"/>
+        </w:rPr>
+        <w:t xml:space="preserve"> implement</w:t>
+      </w:r>
+      <w:r>
+        <w:rPr>
+          <w:rFonts w:cs="Calibri" w:ascii="Helvetica Neue" w:hAnsi="Helvetica Neue"/>
+          <w:sz w:val="20"/>
+          <w:szCs w:val="20"/>
+        </w:rPr>
+        <w:t>ing</w:t>
+      </w:r>
+      <w:r>
+        <w:rPr>
+          <w:rFonts w:cs="Calibri" w:ascii="Helvetica Neue" w:hAnsi="Helvetica Neue"/>
+          <w:sz w:val="20"/>
+          <w:szCs w:val="20"/>
+        </w:rPr>
+        <w:t xml:space="preserve"> </w:t>
+      </w:r>
+      <w:r>
+        <w:rPr>
+          <w:rFonts w:cs="Calibri" w:ascii="Helvetica Neue" w:hAnsi="Helvetica Neue"/>
+          <w:sz w:val="20"/>
+          <w:szCs w:val="20"/>
+        </w:rPr>
+        <w:t>using</w:t>
+      </w:r>
+      <w:r>
+        <w:rPr>
+          <w:rFonts w:cs="Calibri" w:ascii="Helvetica Neue" w:hAnsi="Helvetica Neue"/>
+          <w:sz w:val="20"/>
+          <w:szCs w:val="20"/>
+        </w:rPr>
+        <w:t xml:space="preserve"> JEE patterns. Mo</w:t>
+      </w:r>
+      <w:r>
+        <w:rPr>
+          <w:rFonts w:cs="Calibri" w:ascii="Helvetica Neue" w:hAnsi="Helvetica Neue"/>
+          <w:sz w:val="20"/>
+          <w:szCs w:val="20"/>
+        </w:rPr>
+        <w:t>st</w:t>
+      </w:r>
+      <w:r>
+        <w:rPr>
+          <w:rFonts w:cs="Calibri" w:ascii="Helvetica Neue" w:hAnsi="Helvetica Neue"/>
+          <w:sz w:val="20"/>
+          <w:szCs w:val="20"/>
+        </w:rPr>
+        <w:t xml:space="preserve"> recently used AWS, Serverless, Spring, </w:t>
+      </w:r>
+      <w:r>
+        <w:rPr>
+          <w:rFonts w:cs="Calibri" w:ascii="Helvetica Neue" w:hAnsi="Helvetica Neue"/>
+          <w:sz w:val="20"/>
+          <w:szCs w:val="20"/>
+        </w:rPr>
+        <w:t>Events, messaging, and containerization</w:t>
+      </w:r>
+      <w:r>
+        <w:rPr>
+          <w:rFonts w:cs="Calibri" w:ascii="Helvetica Neue" w:hAnsi="Helvetica Neue"/>
+          <w:sz w:val="20"/>
+          <w:szCs w:val="20"/>
+        </w:rPr>
+        <w:t xml:space="preserve">.  </w:t>
+      </w:r>
+      <w:r>
+        <w:rPr>
+          <w:rFonts w:cs="Calibri" w:ascii="Helvetica Neue" w:hAnsi="Helvetica Neue"/>
+          <w:sz w:val="20"/>
+          <w:szCs w:val="20"/>
+        </w:rPr>
+        <w:t>Have used React.js and done application support.</w:t>
       </w:r>
     </w:p>
     <w:p>
@@ -815,7 +951,7 @@
         <w:pStyle w:val="NoSpacing"/>
         <w:numPr>
           <w:ilvl w:val="0"/>
-          <w:numId w:val="20"/>
+          <w:numId w:val="5"/>
         </w:numPr>
         <w:jc w:val="both"/>
         <w:rPr>
@@ -842,7 +978,7 @@
         <w:pStyle w:val="NoSpacing"/>
         <w:numPr>
           <w:ilvl w:val="0"/>
-          <w:numId w:val="20"/>
+          <w:numId w:val="5"/>
         </w:numPr>
         <w:jc w:val="both"/>
         <w:rPr>
@@ -869,7 +1005,7 @@
         <w:pStyle w:val="NoSpacing"/>
         <w:numPr>
           <w:ilvl w:val="0"/>
-          <w:numId w:val="20"/>
+          <w:numId w:val="5"/>
         </w:numPr>
         <w:jc w:val="both"/>
         <w:rPr>
@@ -1179,7 +1315,7 @@
         <w:pStyle w:val="NoSpacing"/>
         <w:numPr>
           <w:ilvl w:val="0"/>
-          <w:numId w:val="5"/>
+          <w:numId w:val="6"/>
         </w:numPr>
         <w:jc w:val="both"/>
         <w:rPr>
@@ -1226,7 +1362,7 @@
         <w:pStyle w:val="NoSpacing"/>
         <w:numPr>
           <w:ilvl w:val="1"/>
-          <w:numId w:val="5"/>
+          <w:numId w:val="6"/>
         </w:numPr>
         <w:jc w:val="both"/>
         <w:rPr>
@@ -1289,7 +1425,7 @@
         <w:pStyle w:val="NoSpacing"/>
         <w:numPr>
           <w:ilvl w:val="1"/>
-          <w:numId w:val="5"/>
+          <w:numId w:val="6"/>
         </w:numPr>
         <w:jc w:val="both"/>
         <w:rPr>
@@ -1342,7 +1478,7 @@
         <w:pStyle w:val="NoSpacing"/>
         <w:numPr>
           <w:ilvl w:val="0"/>
-          <w:numId w:val="5"/>
+          <w:numId w:val="6"/>
         </w:numPr>
         <w:jc w:val="both"/>
         <w:rPr>
@@ -1365,7 +1501,7 @@
         <w:pStyle w:val="NoSpacing"/>
         <w:numPr>
           <w:ilvl w:val="0"/>
-          <w:numId w:val="5"/>
+          <w:numId w:val="6"/>
         </w:numPr>
         <w:jc w:val="both"/>
         <w:rPr>
@@ -1388,7 +1524,7 @@
         <w:pStyle w:val="NoSpacing"/>
         <w:numPr>
           <w:ilvl w:val="1"/>
-          <w:numId w:val="5"/>
+          <w:numId w:val="6"/>
         </w:numPr>
         <w:jc w:val="both"/>
         <w:rPr>
@@ -1421,7 +1557,7 @@
         <w:pStyle w:val="NoSpacing"/>
         <w:numPr>
           <w:ilvl w:val="1"/>
-          <w:numId w:val="5"/>
+          <w:numId w:val="6"/>
         </w:numPr>
         <w:jc w:val="both"/>
         <w:rPr>
@@ -1454,7 +1590,7 @@
         <w:pStyle w:val="NoSpacing"/>
         <w:numPr>
           <w:ilvl w:val="1"/>
-          <w:numId w:val="5"/>
+          <w:numId w:val="6"/>
         </w:numPr>
         <w:jc w:val="both"/>
         <w:rPr>
@@ -1487,7 +1623,7 @@
         <w:pStyle w:val="NoSpacing"/>
         <w:numPr>
           <w:ilvl w:val="1"/>
-          <w:numId w:val="5"/>
+          <w:numId w:val="6"/>
         </w:numPr>
         <w:jc w:val="both"/>
         <w:rPr>
@@ -1520,7 +1656,7 @@
         <w:pStyle w:val="NoSpacing"/>
         <w:numPr>
           <w:ilvl w:val="0"/>
-          <w:numId w:val="5"/>
+          <w:numId w:val="6"/>
         </w:numPr>
         <w:jc w:val="both"/>
         <w:rPr>
@@ -1583,7 +1719,7 @@
         <w:pStyle w:val="NoSpacing"/>
         <w:numPr>
           <w:ilvl w:val="0"/>
-          <w:numId w:val="5"/>
+          <w:numId w:val="6"/>
         </w:numPr>
         <w:jc w:val="both"/>
         <w:rPr>
@@ -1622,7 +1758,7 @@
         <w:pStyle w:val="NoSpacing"/>
         <w:numPr>
           <w:ilvl w:val="0"/>
-          <w:numId w:val="5"/>
+          <w:numId w:val="6"/>
         </w:numPr>
         <w:jc w:val="both"/>
         <w:rPr>
@@ -1850,7 +1986,7 @@
         <w:pStyle w:val="NoSpacing"/>
         <w:numPr>
           <w:ilvl w:val="0"/>
-          <w:numId w:val="5"/>
+          <w:numId w:val="6"/>
         </w:numPr>
         <w:jc w:val="both"/>
         <w:rPr>
@@ -1873,7 +2009,7 @@
         <w:pStyle w:val="NoSpacing"/>
         <w:numPr>
           <w:ilvl w:val="0"/>
-          <w:numId w:val="5"/>
+          <w:numId w:val="6"/>
         </w:numPr>
         <w:jc w:val="both"/>
         <w:rPr>
@@ -1896,7 +2032,7 @@
         <w:pStyle w:val="NoSpacing"/>
         <w:numPr>
           <w:ilvl w:val="0"/>
-          <w:numId w:val="5"/>
+          <w:numId w:val="6"/>
         </w:numPr>
         <w:jc w:val="both"/>
         <w:rPr>
@@ -2086,7 +2222,7 @@
         <w:pStyle w:val="NoSpacing"/>
         <w:numPr>
           <w:ilvl w:val="0"/>
-          <w:numId w:val="6"/>
+          <w:numId w:val="7"/>
         </w:numPr>
         <w:jc w:val="both"/>
         <w:rPr>
@@ -2109,7 +2245,7 @@
         <w:pStyle w:val="NoSpacing"/>
         <w:numPr>
           <w:ilvl w:val="0"/>
-          <w:numId w:val="6"/>
+          <w:numId w:val="7"/>
         </w:numPr>
         <w:jc w:val="both"/>
         <w:rPr>
@@ -2132,7 +2268,7 @@
         <w:pStyle w:val="NoSpacing"/>
         <w:numPr>
           <w:ilvl w:val="0"/>
-          <w:numId w:val="6"/>
+          <w:numId w:val="7"/>
         </w:numPr>
         <w:jc w:val="both"/>
         <w:rPr>
@@ -2155,7 +2291,7 @@
         <w:pStyle w:val="NoSpacing"/>
         <w:numPr>
           <w:ilvl w:val="0"/>
-          <w:numId w:val="6"/>
+          <w:numId w:val="7"/>
         </w:numPr>
         <w:jc w:val="both"/>
         <w:rPr>
@@ -2331,7 +2467,7 @@
         <w:pStyle w:val="NoSpacing"/>
         <w:numPr>
           <w:ilvl w:val="0"/>
-          <w:numId w:val="7"/>
+          <w:numId w:val="8"/>
         </w:numPr>
         <w:jc w:val="both"/>
         <w:rPr>
@@ -2370,7 +2506,7 @@
         <w:pStyle w:val="NoSpacing"/>
         <w:numPr>
           <w:ilvl w:val="0"/>
-          <w:numId w:val="7"/>
+          <w:numId w:val="8"/>
         </w:numPr>
         <w:jc w:val="both"/>
         <w:rPr>
@@ -2393,7 +2529,7 @@
         <w:pStyle w:val="NoSpacing"/>
         <w:numPr>
           <w:ilvl w:val="0"/>
-          <w:numId w:val="7"/>
+          <w:numId w:val="8"/>
         </w:numPr>
         <w:jc w:val="both"/>
         <w:rPr>
@@ -2409,6 +2545,29 @@
           <w:szCs w:val="20"/>
         </w:rPr>
         <w:t>Maintained and implemented feature enhancements to a batch merchant report generation system.</w:t>
+      </w:r>
+    </w:p>
+    <w:p>
+      <w:pPr>
+        <w:pStyle w:val="NoSpacing"/>
+        <w:numPr>
+          <w:ilvl w:val="0"/>
+          <w:numId w:val="8"/>
+        </w:numPr>
+        <w:jc w:val="both"/>
+        <w:rPr>
+          <w:rFonts w:ascii="Helvetica Neue" w:hAnsi="Helvetica Neue" w:cs="Calibri"/>
+          <w:sz w:val="20"/>
+          <w:szCs w:val="20"/>
+        </w:rPr>
+      </w:pPr>
+      <w:r>
+        <w:rPr>
+          <w:rFonts w:cs="Calibri" w:ascii="Helvetica Neue" w:hAnsi="Helvetica Neue"/>
+          <w:sz w:val="20"/>
+          <w:szCs w:val="20"/>
+        </w:rPr>
+        <w:t>Did application support.</w:t>
       </w:r>
     </w:p>
     <w:p>
@@ -2529,7 +2688,7 @@
         <w:pStyle w:val="NoSpacing"/>
         <w:numPr>
           <w:ilvl w:val="0"/>
-          <w:numId w:val="8"/>
+          <w:numId w:val="9"/>
         </w:numPr>
         <w:jc w:val="both"/>
         <w:rPr>
@@ -2552,7 +2711,7 @@
         <w:pStyle w:val="NoSpacing"/>
         <w:numPr>
           <w:ilvl w:val="0"/>
-          <w:numId w:val="8"/>
+          <w:numId w:val="9"/>
         </w:numPr>
         <w:jc w:val="both"/>
         <w:rPr>
@@ -2688,7 +2847,7 @@
         <w:pStyle w:val="NoSpacing"/>
         <w:numPr>
           <w:ilvl w:val="0"/>
-          <w:numId w:val="9"/>
+          <w:numId w:val="10"/>
         </w:numPr>
         <w:jc w:val="both"/>
         <w:rPr>
@@ -2712,6 +2871,22 @@
           <w:szCs w:val="20"/>
         </w:rPr>
         <w:t xml:space="preserve">AWS, </w:t>
+      </w:r>
+      <w:r>
+        <w:rPr>
+          <w:rFonts w:cs="Calibri" w:ascii="Helvetica Neue" w:hAnsi="Helvetica Neue"/>
+          <w:sz w:val="20"/>
+          <w:szCs w:val="20"/>
+        </w:rPr>
+        <w:t>Angular</w:t>
+      </w:r>
+      <w:r>
+        <w:rPr>
+          <w:rFonts w:cs="Calibri" w:ascii="Helvetica Neue" w:hAnsi="Helvetica Neue"/>
+          <w:sz w:val="20"/>
+          <w:szCs w:val="20"/>
+        </w:rPr>
+        <w:t xml:space="preserve">, </w:t>
       </w:r>
       <w:r>
         <w:rPr>
@@ -2840,7 +3015,7 @@
         <w:pStyle w:val="NoSpacing"/>
         <w:numPr>
           <w:ilvl w:val="0"/>
-          <w:numId w:val="10"/>
+          <w:numId w:val="11"/>
         </w:numPr>
         <w:jc w:val="both"/>
         <w:rPr>
@@ -2863,7 +3038,7 @@
         <w:pStyle w:val="NoSpacing"/>
         <w:numPr>
           <w:ilvl w:val="0"/>
-          <w:numId w:val="10"/>
+          <w:numId w:val="11"/>
         </w:numPr>
         <w:jc w:val="both"/>
         <w:rPr>
@@ -3019,7 +3194,7 @@
         <w:pStyle w:val="NoSpacing"/>
         <w:numPr>
           <w:ilvl w:val="0"/>
-          <w:numId w:val="11"/>
+          <w:numId w:val="12"/>
         </w:numPr>
         <w:jc w:val="both"/>
         <w:rPr>
@@ -3155,7 +3330,7 @@
         <w:pStyle w:val="NoSpacing"/>
         <w:numPr>
           <w:ilvl w:val="0"/>
-          <w:numId w:val="12"/>
+          <w:numId w:val="13"/>
         </w:numPr>
         <w:jc w:val="both"/>
         <w:rPr>
@@ -3178,7 +3353,7 @@
         <w:pStyle w:val="NoSpacing"/>
         <w:numPr>
           <w:ilvl w:val="0"/>
-          <w:numId w:val="12"/>
+          <w:numId w:val="13"/>
         </w:numPr>
         <w:jc w:val="both"/>
         <w:rPr>
@@ -3194,6 +3369,29 @@
           <w:szCs w:val="20"/>
         </w:rPr>
         <w:t>Used Atlassian, Cucumber BDD, PostgreSQL, Hadoop, Hibernate, Scala, Intelli-J IDEA, Git.</w:t>
+      </w:r>
+    </w:p>
+    <w:p>
+      <w:pPr>
+        <w:pStyle w:val="NoSpacing"/>
+        <w:numPr>
+          <w:ilvl w:val="0"/>
+          <w:numId w:val="13"/>
+        </w:numPr>
+        <w:jc w:val="both"/>
+        <w:rPr>
+          <w:rFonts w:ascii="Helvetica Neue" w:hAnsi="Helvetica Neue" w:cs="Calibri"/>
+          <w:sz w:val="20"/>
+          <w:szCs w:val="20"/>
+        </w:rPr>
+      </w:pPr>
+      <w:r>
+        <w:rPr>
+          <w:rFonts w:cs="Calibri" w:ascii="Helvetica Neue" w:hAnsi="Helvetica Neue"/>
+          <w:sz w:val="20"/>
+          <w:szCs w:val="20"/>
+        </w:rPr>
+        <w:t>Did application support.</w:t>
       </w:r>
     </w:p>
     <w:p>
@@ -3314,7 +3512,7 @@
         <w:pStyle w:val="NoSpacing"/>
         <w:numPr>
           <w:ilvl w:val="0"/>
-          <w:numId w:val="13"/>
+          <w:numId w:val="14"/>
         </w:numPr>
         <w:jc w:val="both"/>
         <w:rPr>
@@ -3337,7 +3535,7 @@
         <w:pStyle w:val="NoSpacing"/>
         <w:numPr>
           <w:ilvl w:val="0"/>
-          <w:numId w:val="13"/>
+          <w:numId w:val="14"/>
         </w:numPr>
         <w:jc w:val="both"/>
         <w:rPr>
@@ -3360,7 +3558,7 @@
         <w:pStyle w:val="NoSpacing"/>
         <w:numPr>
           <w:ilvl w:val="0"/>
-          <w:numId w:val="13"/>
+          <w:numId w:val="14"/>
         </w:numPr>
         <w:jc w:val="both"/>
         <w:rPr>
@@ -3383,7 +3581,7 @@
         <w:pStyle w:val="NoSpacing"/>
         <w:numPr>
           <w:ilvl w:val="0"/>
-          <w:numId w:val="13"/>
+          <w:numId w:val="14"/>
         </w:numPr>
         <w:jc w:val="both"/>
         <w:rPr>
@@ -3422,7 +3620,7 @@
         <w:pStyle w:val="NoSpacing"/>
         <w:numPr>
           <w:ilvl w:val="0"/>
-          <w:numId w:val="13"/>
+          <w:numId w:val="14"/>
         </w:numPr>
         <w:jc w:val="both"/>
         <w:rPr>
@@ -3438,6 +3636,45 @@
           <w:szCs w:val="20"/>
         </w:rPr>
         <w:t>Extended and maintained legacy J2EE web-based task management system.</w:t>
+      </w:r>
+    </w:p>
+    <w:p>
+      <w:pPr>
+        <w:pStyle w:val="NoSpacing"/>
+        <w:numPr>
+          <w:ilvl w:val="0"/>
+          <w:numId w:val="14"/>
+        </w:numPr>
+        <w:jc w:val="both"/>
+        <w:rPr>
+          <w:rFonts w:ascii="Helvetica Neue" w:hAnsi="Helvetica Neue" w:cs="Calibri"/>
+          <w:sz w:val="20"/>
+          <w:szCs w:val="20"/>
+        </w:rPr>
+      </w:pPr>
+      <w:r>
+        <w:rPr>
+          <w:rFonts w:cs="Calibri" w:ascii="Helvetica Neue" w:hAnsi="Helvetica Neue"/>
+          <w:sz w:val="20"/>
+          <w:szCs w:val="20"/>
+        </w:rPr>
+        <w:t xml:space="preserve">ExtJS </w:t>
+      </w:r>
+      <w:r>
+        <w:rPr>
+          <w:rFonts w:cs="Calibri" w:ascii="Helvetica Neue" w:hAnsi="Helvetica Neue"/>
+          <w:sz w:val="20"/>
+          <w:szCs w:val="20"/>
+        </w:rPr>
+        <w:t>f</w:t>
+      </w:r>
+      <w:r>
+        <w:rPr>
+          <w:rFonts w:cs="Calibri" w:ascii="Helvetica Neue" w:hAnsi="Helvetica Neue"/>
+          <w:sz w:val="20"/>
+          <w:szCs w:val="20"/>
+        </w:rPr>
+        <w:t>rontend.</w:t>
       </w:r>
     </w:p>
     <w:p>
@@ -3566,7 +3803,7 @@
         <w:pStyle w:val="NoSpacing"/>
         <w:numPr>
           <w:ilvl w:val="0"/>
-          <w:numId w:val="14"/>
+          <w:numId w:val="15"/>
         </w:numPr>
         <w:jc w:val="both"/>
         <w:rPr>
@@ -3589,7 +3826,7 @@
         <w:pStyle w:val="NoSpacing"/>
         <w:numPr>
           <w:ilvl w:val="0"/>
-          <w:numId w:val="14"/>
+          <w:numId w:val="15"/>
         </w:numPr>
         <w:jc w:val="both"/>
         <w:rPr>
@@ -3612,7 +3849,7 @@
         <w:pStyle w:val="NoSpacing"/>
         <w:numPr>
           <w:ilvl w:val="0"/>
-          <w:numId w:val="14"/>
+          <w:numId w:val="15"/>
         </w:numPr>
         <w:jc w:val="both"/>
         <w:rPr>
@@ -3748,7 +3985,7 @@
         <w:pStyle w:val="NoSpacing"/>
         <w:numPr>
           <w:ilvl w:val="0"/>
-          <w:numId w:val="15"/>
+          <w:numId w:val="16"/>
         </w:numPr>
         <w:jc w:val="both"/>
         <w:rPr>
@@ -3787,7 +4024,7 @@
         <w:pStyle w:val="NoSpacing"/>
         <w:numPr>
           <w:ilvl w:val="0"/>
-          <w:numId w:val="15"/>
+          <w:numId w:val="16"/>
         </w:numPr>
         <w:jc w:val="both"/>
         <w:rPr>
@@ -3810,7 +4047,7 @@
         <w:pStyle w:val="NoSpacing"/>
         <w:numPr>
           <w:ilvl w:val="0"/>
-          <w:numId w:val="15"/>
+          <w:numId w:val="16"/>
         </w:numPr>
         <w:jc w:val="both"/>
         <w:rPr>
@@ -3826,6 +4063,29 @@
           <w:szCs w:val="20"/>
         </w:rPr>
         <w:t>Used J2EE, Linux, VMware, Xen (Linux virtual machines), Amazon Web Services, MySQL</w:t>
+      </w:r>
+    </w:p>
+    <w:p>
+      <w:pPr>
+        <w:pStyle w:val="NoSpacing"/>
+        <w:numPr>
+          <w:ilvl w:val="0"/>
+          <w:numId w:val="16"/>
+        </w:numPr>
+        <w:jc w:val="both"/>
+        <w:rPr>
+          <w:rFonts w:ascii="Helvetica Neue" w:hAnsi="Helvetica Neue" w:cs="Calibri"/>
+          <w:sz w:val="20"/>
+          <w:szCs w:val="20"/>
+        </w:rPr>
+      </w:pPr>
+      <w:r>
+        <w:rPr>
+          <w:rFonts w:cs="Calibri" w:ascii="Helvetica Neue" w:hAnsi="Helvetica Neue"/>
+          <w:sz w:val="20"/>
+          <w:szCs w:val="20"/>
+        </w:rPr>
+        <w:t>Did application support.</w:t>
       </w:r>
     </w:p>
     <w:p>
@@ -3946,7 +4206,7 @@
         <w:pStyle w:val="NoSpacing"/>
         <w:numPr>
           <w:ilvl w:val="0"/>
-          <w:numId w:val="16"/>
+          <w:numId w:val="17"/>
         </w:numPr>
         <w:jc w:val="both"/>
         <w:rPr>
@@ -3969,7 +4229,7 @@
         <w:pStyle w:val="NoSpacing"/>
         <w:numPr>
           <w:ilvl w:val="0"/>
-          <w:numId w:val="16"/>
+          <w:numId w:val="17"/>
         </w:numPr>
         <w:jc w:val="both"/>
         <w:rPr>
@@ -3992,7 +4252,7 @@
         <w:pStyle w:val="NoSpacing"/>
         <w:numPr>
           <w:ilvl w:val="0"/>
-          <w:numId w:val="16"/>
+          <w:numId w:val="17"/>
         </w:numPr>
         <w:jc w:val="both"/>
         <w:rPr>
@@ -4168,7 +4428,7 @@
         <w:pStyle w:val="NoSpacing"/>
         <w:numPr>
           <w:ilvl w:val="0"/>
-          <w:numId w:val="17"/>
+          <w:numId w:val="18"/>
         </w:numPr>
         <w:jc w:val="both"/>
         <w:rPr>
@@ -4191,7 +4451,7 @@
         <w:pStyle w:val="NoSpacing"/>
         <w:numPr>
           <w:ilvl w:val="0"/>
-          <w:numId w:val="17"/>
+          <w:numId w:val="18"/>
         </w:numPr>
         <w:jc w:val="both"/>
         <w:rPr>
@@ -4214,7 +4474,7 @@
         <w:pStyle w:val="NoSpacing"/>
         <w:numPr>
           <w:ilvl w:val="0"/>
-          <w:numId w:val="17"/>
+          <w:numId w:val="18"/>
         </w:numPr>
         <w:jc w:val="both"/>
         <w:rPr>
@@ -4350,7 +4610,7 @@
         <w:pStyle w:val="NoSpacing"/>
         <w:numPr>
           <w:ilvl w:val="0"/>
-          <w:numId w:val="18"/>
+          <w:numId w:val="19"/>
         </w:numPr>
         <w:jc w:val="both"/>
         <w:rPr>
@@ -4373,7 +4633,7 @@
         <w:pStyle w:val="NoSpacing"/>
         <w:numPr>
           <w:ilvl w:val="0"/>
-          <w:numId w:val="18"/>
+          <w:numId w:val="19"/>
         </w:numPr>
         <w:jc w:val="both"/>
         <w:rPr>
@@ -4396,7 +4656,7 @@
         <w:pStyle w:val="NoSpacing"/>
         <w:numPr>
           <w:ilvl w:val="0"/>
-          <w:numId w:val="18"/>
+          <w:numId w:val="19"/>
         </w:numPr>
         <w:jc w:val="both"/>
         <w:rPr>
@@ -4532,7 +4792,7 @@
         <w:pStyle w:val="NoSpacing"/>
         <w:numPr>
           <w:ilvl w:val="0"/>
-          <w:numId w:val="19"/>
+          <w:numId w:val="20"/>
         </w:numPr>
         <w:jc w:val="both"/>
         <w:rPr>
@@ -4555,7 +4815,7 @@
         <w:pStyle w:val="NoSpacing"/>
         <w:numPr>
           <w:ilvl w:val="0"/>
-          <w:numId w:val="19"/>
+          <w:numId w:val="20"/>
         </w:numPr>
         <w:jc w:val="both"/>
         <w:rPr>
@@ -4578,7 +4838,7 @@
         <w:pStyle w:val="NoSpacing"/>
         <w:numPr>
           <w:ilvl w:val="0"/>
-          <w:numId w:val="19"/>
+          <w:numId w:val="20"/>
         </w:numPr>
         <w:jc w:val="both"/>
         <w:rPr>
